--- a/report_template/trip-ticket_mnla.docx
+++ b/report_template/trip-ticket_mnla.docx
@@ -29,13 +29,15 @@
           <w:rFonts w:ascii="Arial" w:eastAsia="Arial" w:hAnsi="Arial" w:cs="Arial"/>
           <w:b/>
           <w:bCs/>
-        </w:rPr>
-      </w:pPr>
-      <w:r>
-        <w:rPr>
-          <w:rFonts w:ascii="Arial" w:eastAsia="Arial" w:hAnsi="Arial" w:cs="Arial"/>
-          <w:b/>
-          <w:bCs/>
+          <w:u w:val="single"/>
+        </w:rPr>
+      </w:pPr>
+      <w:r>
+        <w:rPr>
+          <w:rFonts w:ascii="Arial" w:eastAsia="Arial" w:hAnsi="Arial" w:cs="Arial"/>
+          <w:b/>
+          <w:bCs/>
+          <w:u w:val="single"/>
         </w:rPr>
         <w:t>{{DATE}}</w:t>
       </w:r>
@@ -43,6 +45,26 @@
     <w:p>
       <w:pPr>
         <w:spacing w:line="240" w:lineRule="auto"/>
+        <w:ind w:left="7920"/>
+        <w:jc w:val="both"/>
+        <w:rPr>
+          <w:rFonts w:ascii="Arial" w:eastAsia="Arial" w:hAnsi="Arial" w:cs="Arial"/>
+          <w:i/>
+          <w:iCs/>
+        </w:rPr>
+      </w:pPr>
+      <w:r>
+        <w:rPr>
+          <w:rFonts w:ascii="Arial" w:eastAsia="Arial" w:hAnsi="Arial" w:cs="Arial"/>
+          <w:i/>
+          <w:iCs/>
+        </w:rPr>
+        <w:t>(Date)</w:t>
+      </w:r>
+    </w:p>
+    <w:p>
+      <w:pPr>
+        <w:spacing w:line="240" w:lineRule="auto"/>
         <w:jc w:val="center"/>
         <w:rPr>
           <w:rFonts w:ascii="Arial" w:eastAsia="Arial" w:hAnsi="Arial" w:cs="Arial"/>
@@ -93,15 +115,7 @@
           <w:b/>
           <w:bCs/>
         </w:rPr>
-        <w:t>A.</w:t>
-      </w:r>
-      <w:r>
-        <w:rPr>
-          <w:rFonts w:ascii="Arial" w:eastAsia="Arial" w:hAnsi="Arial" w:cs="Arial"/>
-          <w:b/>
-          <w:bCs/>
-        </w:rPr>
-        <w:t xml:space="preserve"> To be filled up by the Administrative Official/s authorized to travel:</w:t>
+        <w:t>A. To be filled up by the Administrative Official/s authorized to travel:</w:t>
       </w:r>
     </w:p>
     <w:tbl>
@@ -141,6 +155,7 @@
             <w:pPr>
               <w:rPr>
                 <w:rFonts w:ascii="Arial" w:eastAsia="Arial" w:hAnsi="Arial" w:cs="Arial"/>
+                <w:lang w:val="en-US"/>
               </w:rPr>
             </w:pPr>
             <w:r>
@@ -153,6 +168,7 @@
             <w:r>
               <w:rPr>
                 <w:rFonts w:ascii="Arial" w:eastAsia="Arial" w:hAnsi="Arial" w:cs="Arial"/>
+                <w:lang w:val="en-US"/>
               </w:rPr>
               <w:t>driver_name</w:t>
             </w:r>
@@ -285,6 +301,12 @@
                 <w:rFonts w:ascii="Arial" w:eastAsia="Arial" w:hAnsi="Arial" w:cs="Arial"/>
               </w:rPr>
             </w:pPr>
+            <w:r>
+              <w:rPr>
+                <w:rFonts w:ascii="Arial" w:eastAsia="Arial" w:hAnsi="Arial" w:cs="Arial"/>
+              </w:rPr>
+              <w:t>{{destination}}</w:t>
+            </w:r>
           </w:p>
         </w:tc>
       </w:tr>
@@ -550,15 +572,7 @@
           <w:b/>
           <w:bCs/>
         </w:rPr>
-        <w:t>{</w:t>
-      </w:r>
-      <w:r>
-        <w:rPr>
-          <w:rFonts w:ascii="Arial" w:eastAsia="Arial" w:hAnsi="Arial" w:cs="Arial"/>
-          <w:b/>
-          <w:bCs/>
-        </w:rPr>
-        <w:t>{</w:t>
+        <w:t>{{</w:t>
       </w:r>
       <w:proofErr w:type="spellStart"/>
       <w:r>
@@ -636,15 +650,7 @@
           <w:b/>
           <w:bCs/>
         </w:rPr>
-        <w:t>{</w:t>
-      </w:r>
-      <w:r>
-        <w:rPr>
-          <w:rFonts w:ascii="Arial" w:eastAsia="Arial" w:hAnsi="Arial" w:cs="Arial"/>
-          <w:b/>
-          <w:bCs/>
-        </w:rPr>
-        <w:t>{</w:t>
+        <w:t>{{</w:t>
       </w:r>
       <w:proofErr w:type="spellStart"/>
       <w:r>
@@ -911,27 +917,7 @@
           <w:sz w:val="20"/>
           <w:szCs w:val="20"/>
         </w:rPr>
-        <w:t>B. To be filled</w:t>
-      </w:r>
-      <w:r>
-        <w:rPr>
-          <w:rFonts w:ascii="Arial" w:eastAsia="Arial" w:hAnsi="Arial" w:cs="Arial"/>
-          <w:b/>
-          <w:bCs/>
-          <w:sz w:val="20"/>
-          <w:szCs w:val="20"/>
-        </w:rPr>
-        <w:t xml:space="preserve"> up</w:t>
-      </w:r>
-      <w:r>
-        <w:rPr>
-          <w:rFonts w:ascii="Arial" w:eastAsia="Arial" w:hAnsi="Arial" w:cs="Arial"/>
-          <w:b/>
-          <w:bCs/>
-          <w:sz w:val="20"/>
-          <w:szCs w:val="20"/>
-        </w:rPr>
-        <w:t xml:space="preserve"> by the Driver:</w:t>
+        <w:t>B. To be filled up by the Driver:</w:t>
       </w:r>
     </w:p>
     <w:p>
@@ -1495,21 +1481,15 @@
           <w:rFonts w:ascii="Arial" w:eastAsia="Arial" w:hAnsi="Arial" w:cs="Arial"/>
           <w:sz w:val="20"/>
           <w:szCs w:val="20"/>
-        </w:rPr>
-      </w:pPr>
-      <w:r>
-        <w:rPr>
-          <w:rFonts w:ascii="Arial" w:eastAsia="Arial" w:hAnsi="Arial" w:cs="Arial"/>
-          <w:sz w:val="20"/>
-          <w:szCs w:val="20"/>
-        </w:rPr>
-        <w:t>___________</w:t>
-      </w:r>
-      <w:r>
-        <w:rPr>
-          <w:rFonts w:ascii="Arial" w:eastAsia="Arial" w:hAnsi="Arial" w:cs="Arial"/>
-          <w:sz w:val="20"/>
-          <w:szCs w:val="20"/>
+          <w:u w:val="single"/>
+        </w:rPr>
+      </w:pPr>
+      <w:r>
+        <w:rPr>
+          <w:rFonts w:ascii="Arial" w:eastAsia="Arial" w:hAnsi="Arial" w:cs="Arial"/>
+          <w:sz w:val="20"/>
+          <w:szCs w:val="20"/>
+          <w:u w:val="single"/>
         </w:rPr>
         <w:t>{{</w:t>
       </w:r>
@@ -1519,35 +1499,19 @@
           <w:rFonts w:ascii="Arial" w:eastAsia="Arial" w:hAnsi="Arial" w:cs="Arial"/>
           <w:sz w:val="20"/>
           <w:szCs w:val="20"/>
+          <w:u w:val="single"/>
         </w:rPr>
         <w:t>driver_name</w:t>
       </w:r>
       <w:proofErr w:type="spellEnd"/>
-      <w:proofErr w:type="gramStart"/>
-      <w:r>
-        <w:rPr>
-          <w:rFonts w:ascii="Arial" w:eastAsia="Arial" w:hAnsi="Arial" w:cs="Arial"/>
-          <w:sz w:val="20"/>
-          <w:szCs w:val="20"/>
+      <w:r>
+        <w:rPr>
+          <w:rFonts w:ascii="Arial" w:eastAsia="Arial" w:hAnsi="Arial" w:cs="Arial"/>
+          <w:sz w:val="20"/>
+          <w:szCs w:val="20"/>
+          <w:u w:val="single"/>
         </w:rPr>
         <w:t>}}</w:t>
-      </w:r>
-      <w:r>
-        <w:rPr>
-          <w:rFonts w:ascii="Arial" w:eastAsia="Arial" w:hAnsi="Arial" w:cs="Arial"/>
-          <w:sz w:val="20"/>
-          <w:szCs w:val="20"/>
-        </w:rPr>
-        <w:t>_</w:t>
-      </w:r>
-      <w:proofErr w:type="gramEnd"/>
-      <w:r>
-        <w:rPr>
-          <w:rFonts w:ascii="Arial" w:eastAsia="Arial" w:hAnsi="Arial" w:cs="Arial"/>
-          <w:sz w:val="20"/>
-          <w:szCs w:val="20"/>
-        </w:rPr>
-        <w:t>__________</w:t>
       </w:r>
     </w:p>
     <w:p>
@@ -2390,7 +2354,6 @@
   <w:style w:type="character" w:default="1" w:styleId="DefaultParagraphFont">
     <w:name w:val="Default Paragraph Font"/>
     <w:uiPriority w:val="1"/>
-    <w:semiHidden/>
     <w:unhideWhenUsed/>
   </w:style>
   <w:style w:type="table" w:default="1" w:styleId="TableNormal">

--- a/report_template/trip-ticket_mnla.docx
+++ b/report_template/trip-ticket_mnla.docx
@@ -102,6 +102,11 @@
     </w:p>
     <w:p>
       <w:pPr>
+        <w:pStyle w:val="ListParagraph"/>
+        <w:numPr>
+          <w:ilvl w:val="0"/>
+          <w:numId w:val="2"/>
+        </w:numPr>
         <w:spacing w:line="240" w:lineRule="auto"/>
         <w:rPr>
           <w:rFonts w:ascii="Arial" w:eastAsia="Arial" w:hAnsi="Arial" w:cs="Arial"/>
@@ -115,7 +120,7 @@
           <w:b/>
           <w:bCs/>
         </w:rPr>
-        <w:t>A. To be filled up by the Administrative Official/s authorized to travel:</w:t>
+        <w:t>To be filled up by the Administrative Official/s authorized to travel:</w:t>
       </w:r>
     </w:p>
     <w:tbl>
@@ -155,7 +160,6 @@
             <w:pPr>
               <w:rPr>
                 <w:rFonts w:ascii="Arial" w:eastAsia="Arial" w:hAnsi="Arial" w:cs="Arial"/>
-                <w:lang w:val="en-US"/>
               </w:rPr>
             </w:pPr>
             <w:r>
@@ -168,7 +172,6 @@
             <w:r>
               <w:rPr>
                 <w:rFonts w:ascii="Arial" w:eastAsia="Arial" w:hAnsi="Arial" w:cs="Arial"/>
-                <w:lang w:val="en-US"/>
               </w:rPr>
               <w:t>driver_name</w:t>
             </w:r>
@@ -229,6 +232,20 @@
               <w:rPr>
                 <w:rFonts w:ascii="Arial" w:eastAsia="Arial" w:hAnsi="Arial" w:cs="Arial"/>
               </w:rPr>
+              <w:t>}} {{</w:t>
+            </w:r>
+            <w:proofErr w:type="spellStart"/>
+            <w:r>
+              <w:rPr>
+                <w:rFonts w:ascii="Arial" w:eastAsia="Arial" w:hAnsi="Arial" w:cs="Arial"/>
+              </w:rPr>
+              <w:t>plate_number</w:t>
+            </w:r>
+            <w:proofErr w:type="spellEnd"/>
+            <w:r>
+              <w:rPr>
+                <w:rFonts w:ascii="Arial" w:eastAsia="Arial" w:hAnsi="Arial" w:cs="Arial"/>
+              </w:rPr>
               <w:t>}}</w:t>
             </w:r>
           </w:p>
@@ -357,7 +374,7 @@
               <w:rPr>
                 <w:rFonts w:ascii="Arial" w:eastAsia="Arial" w:hAnsi="Arial" w:cs="Arial"/>
               </w:rPr>
-              <w:t xml:space="preserve">}} </w:t>
+              <w:t>}}</w:t>
             </w:r>
           </w:p>
         </w:tc>
@@ -502,7 +519,21 @@
         <w:rPr>
           <w:rFonts w:ascii="Arial" w:eastAsia="Arial" w:hAnsi="Arial" w:cs="Arial"/>
         </w:rPr>
-        <w:t>Administrative Staff, Transportation and Motor Pool Section</w:t>
+        <w:t xml:space="preserve">Administrative Staff, </w:t>
+      </w:r>
+    </w:p>
+    <w:p>
+      <w:pPr>
+        <w:spacing w:line="240" w:lineRule="auto"/>
+        <w:rPr>
+          <w:rFonts w:ascii="Arial" w:eastAsia="Arial" w:hAnsi="Arial" w:cs="Arial"/>
+        </w:rPr>
+      </w:pPr>
+      <w:r>
+        <w:rPr>
+          <w:rFonts w:ascii="Arial" w:eastAsia="Arial" w:hAnsi="Arial" w:cs="Arial"/>
+        </w:rPr>
+        <w:t>Transportation and Motor Pool Section</w:t>
       </w:r>
     </w:p>
     <w:p>
@@ -702,7 +733,7 @@
     </w:p>
     <w:p>
       <w:pPr>
-        <w:spacing w:after="0"/>
+        <w:spacing w:after="0" w:line="240" w:lineRule="auto"/>
         <w:rPr>
           <w:rFonts w:ascii="Arial" w:eastAsia="Arial" w:hAnsi="Arial" w:cs="Arial"/>
           <w:sz w:val="22"/>
@@ -712,7 +743,7 @@
     </w:p>
     <w:p>
       <w:pPr>
-        <w:spacing w:after="0"/>
+        <w:spacing w:after="0" w:line="240" w:lineRule="auto"/>
         <w:rPr>
           <w:rFonts w:ascii="Arial" w:eastAsia="Arial" w:hAnsi="Arial" w:cs="Arial"/>
           <w:sz w:val="22"/>
@@ -730,7 +761,7 @@
     </w:p>
     <w:p>
       <w:pPr>
-        <w:spacing w:after="0"/>
+        <w:spacing w:after="0" w:line="240" w:lineRule="auto"/>
         <w:rPr>
           <w:rFonts w:ascii="Arial" w:eastAsia="Arial" w:hAnsi="Arial" w:cs="Arial"/>
           <w:sz w:val="22"/>
@@ -884,6 +915,7 @@
     </w:tbl>
     <w:p>
       <w:pPr>
+        <w:spacing w:line="240" w:lineRule="auto"/>
         <w:rPr>
           <w:rFonts w:ascii="Arial" w:eastAsia="Arial" w:hAnsi="Arial" w:cs="Arial"/>
           <w:sz w:val="22"/>
@@ -1465,6 +1497,49 @@
     <w:p>
       <w:pPr>
         <w:spacing w:line="240" w:lineRule="auto"/>
+        <w:ind w:left="6480" w:firstLine="720"/>
+        <w:jc w:val="center"/>
+        <w:rPr>
+          <w:rFonts w:ascii="Arial" w:eastAsia="Arial" w:hAnsi="Arial" w:cs="Arial"/>
+          <w:sz w:val="20"/>
+          <w:szCs w:val="20"/>
+          <w:u w:val="single"/>
+        </w:rPr>
+      </w:pPr>
+      <w:r>
+        <w:rPr>
+          <w:rFonts w:ascii="Arial" w:eastAsia="Arial" w:hAnsi="Arial" w:cs="Arial"/>
+          <w:sz w:val="20"/>
+          <w:szCs w:val="20"/>
+          <w:u w:val="single"/>
+        </w:rPr>
+        <w:t>{{</w:t>
+      </w:r>
+      <w:proofErr w:type="spellStart"/>
+      <w:r>
+        <w:rPr>
+          <w:rFonts w:ascii="Arial" w:eastAsia="Arial" w:hAnsi="Arial" w:cs="Arial"/>
+          <w:sz w:val="20"/>
+          <w:szCs w:val="20"/>
+          <w:u w:val="single"/>
+        </w:rPr>
+        <w:t>driver_name</w:t>
+      </w:r>
+      <w:proofErr w:type="spellEnd"/>
+      <w:r>
+        <w:rPr>
+          <w:rFonts w:ascii="Arial" w:eastAsia="Arial" w:hAnsi="Arial" w:cs="Arial"/>
+          <w:sz w:val="20"/>
+          <w:szCs w:val="20"/>
+          <w:u w:val="single"/>
+        </w:rPr>
+        <w:t>}}</w:t>
+      </w:r>
+    </w:p>
+    <w:p>
+      <w:pPr>
+        <w:spacing w:line="240" w:lineRule="auto"/>
+        <w:ind w:left="2160" w:right="429" w:firstLine="720"/>
         <w:jc w:val="right"/>
         <w:rPr>
           <w:rFonts w:ascii="Arial" w:eastAsia="Arial" w:hAnsi="Arial" w:cs="Arial"/>
@@ -1472,66 +1547,29 @@
           <w:szCs w:val="20"/>
         </w:rPr>
       </w:pPr>
-    </w:p>
-    <w:p>
-      <w:pPr>
-        <w:spacing w:line="240" w:lineRule="auto"/>
-        <w:jc w:val="right"/>
-        <w:rPr>
-          <w:rFonts w:ascii="Arial" w:eastAsia="Arial" w:hAnsi="Arial" w:cs="Arial"/>
-          <w:sz w:val="20"/>
-          <w:szCs w:val="20"/>
-          <w:u w:val="single"/>
-        </w:rPr>
-      </w:pPr>
-      <w:r>
-        <w:rPr>
-          <w:rFonts w:ascii="Arial" w:eastAsia="Arial" w:hAnsi="Arial" w:cs="Arial"/>
-          <w:sz w:val="20"/>
-          <w:szCs w:val="20"/>
-          <w:u w:val="single"/>
-        </w:rPr>
-        <w:t>{{</w:t>
-      </w:r>
-      <w:proofErr w:type="spellStart"/>
-      <w:r>
-        <w:rPr>
-          <w:rFonts w:ascii="Arial" w:eastAsia="Arial" w:hAnsi="Arial" w:cs="Arial"/>
-          <w:sz w:val="20"/>
-          <w:szCs w:val="20"/>
-          <w:u w:val="single"/>
-        </w:rPr>
-        <w:t>driver_name</w:t>
-      </w:r>
-      <w:proofErr w:type="spellEnd"/>
-      <w:r>
-        <w:rPr>
-          <w:rFonts w:ascii="Arial" w:eastAsia="Arial" w:hAnsi="Arial" w:cs="Arial"/>
-          <w:sz w:val="20"/>
-          <w:szCs w:val="20"/>
-          <w:u w:val="single"/>
-        </w:rPr>
-        <w:t>}}</w:t>
-      </w:r>
-    </w:p>
-    <w:p>
-      <w:pPr>
-        <w:spacing w:line="240" w:lineRule="auto"/>
-        <w:ind w:left="720" w:right="429" w:firstLine="720"/>
-        <w:jc w:val="right"/>
-        <w:rPr>
-          <w:rFonts w:ascii="Arial" w:eastAsia="Arial" w:hAnsi="Arial" w:cs="Arial"/>
-          <w:sz w:val="20"/>
-          <w:szCs w:val="20"/>
-        </w:rPr>
-      </w:pPr>
-      <w:r>
-        <w:rPr>
-          <w:rFonts w:ascii="Arial" w:eastAsia="Arial" w:hAnsi="Arial" w:cs="Arial"/>
-          <w:sz w:val="20"/>
-          <w:szCs w:val="20"/>
-        </w:rPr>
-        <w:t>Drivers Signature</w:t>
+      <w:r>
+        <w:rPr>
+          <w:rFonts w:ascii="Arial" w:eastAsia="Arial" w:hAnsi="Arial" w:cs="Arial"/>
+          <w:sz w:val="20"/>
+          <w:szCs w:val="20"/>
+        </w:rPr>
+        <w:t>Driver</w:t>
+      </w:r>
+      <w:r>
+        <w:rPr>
+          <w:rFonts w:ascii="Arial" w:eastAsia="Arial" w:hAnsi="Arial" w:cs="Arial"/>
+          <w:sz w:val="20"/>
+          <w:szCs w:val="20"/>
+        </w:rPr>
+        <w:t>’</w:t>
+      </w:r>
+      <w:r>
+        <w:rPr>
+          <w:rFonts w:ascii="Arial" w:eastAsia="Arial" w:hAnsi="Arial" w:cs="Arial"/>
+          <w:sz w:val="20"/>
+          <w:szCs w:val="20"/>
+        </w:rPr>
+        <w:t>s Signature</w:t>
       </w:r>
     </w:p>
     <w:sectPr>
@@ -1650,6 +1688,273 @@
 <file path=word/numbering.xml><?xml version="1.0" encoding="utf-8"?>
 <w:numbering xmlns:wpc="http://schemas.microsoft.com/office/word/2010/wordprocessingCanvas" xmlns:cx="http://schemas.microsoft.com/office/drawing/2014/chartex" xmlns:cx1="http://schemas.microsoft.com/office/drawing/2015/9/8/chartex" xmlns:cx2="http://schemas.microsoft.com/office/drawing/2015/10/21/chartex" xmlns:cx3="http://schemas.microsoft.com/office/drawing/2016/5/9/chartex" xmlns:cx4="http://schemas.microsoft.com/office/drawing/2016/5/10/chartex" xmlns:cx5="http://schemas.microsoft.com/office/drawing/2016/5/11/chartex" xmlns:cx6="http://schemas.microsoft.com/office/drawing/2016/5/12/chartex" xmlns:cx7="http://schemas.microsoft.com/office/drawing/2016/5/13/chartex" xmlns:cx8="http://schemas.microsoft.com/office/drawing/2016/5/14/chartex" xmlns:mc="http://schemas.openxmlformats.org/markup-compatibility/2006" xmlns:aink="http://schemas.microsoft.com/office/drawing/2016/ink" xmlns:am3d="http://schemas.microsoft.com/office/drawing/2017/model3d" xmlns:o="urn:schemas-microsoft-com:office:office" xmlns:oel="http://schemas.microsoft.com/office/2019/extlst" xmlns:r="http://schemas.openxmlformats.org/officeDocument/2006/relationships" xmlns:m="http://schemas.openxmlformats.org/officeDocument/2006/math" xmlns:v="urn:schemas-microsoft-com:vml" xmlns:wp14="http://schemas.microsoft.com/office/word/2010/wordprocessingDrawing" xmlns:wp="http://schemas.openxmlformats.org/drawingml/2006/wordprocessingDrawing" xmlns:w10="urn:schemas-microsoft-com:office:word" xmlns:w="http://schemas.openxmlformats.org/wordprocessingml/2006/main" xmlns:w14="http://schemas.microsoft.com/office/word/2010/wordml" xmlns:w15="http://schemas.microsoft.com/office/word/2012/wordml" xmlns:w16cex="http://schemas.microsoft.com/office/word/2018/wordml/cex" xmlns:w16cid="http://schemas.microsoft.com/office/word/2016/wordml/cid" xmlns:w16="http://schemas.microsoft.com/office/word/2018/wordml" xmlns:w16du="http://schemas.microsoft.com/office/word/2023/wordml/word16du" xmlns:w16sdtdh="http://schemas.microsoft.com/office/word/2020/wordml/sdtdatahash" xmlns:w16sdtfl="http://schemas.microsoft.com/office/word/2024/wordml/sdtformatlock" xmlns:w16se="http://schemas.microsoft.com/office/word/2015/wordml/symex" xmlns:wpg="http://schemas.microsoft.com/office/word/2010/wordprocessingGroup" xmlns:wpi="http://schemas.microsoft.com/office/word/2010/wordprocessingInk" xmlns:wne="http://schemas.microsoft.com/office/word/2006/wordml" xmlns:wps="http://schemas.microsoft.com/office/word/2010/wordprocessingShape" mc:Ignorable="w14 w15 w16se w16cid w16 w16cex w16sdtdh w16sdtfl w16du wp14">
   <w:abstractNum w:abstractNumId="0" w15:restartNumberingAfterBreak="0">
+    <w:nsid w:val="47CB6C53"/>
+    <w:multiLevelType w:val="hybridMultilevel"/>
+    <w:tmpl w:val="E318D66C"/>
+    <w:lvl w:ilvl="0" w:tplc="C590B23A">
+      <w:start w:val="1"/>
+      <w:numFmt w:val="decimal"/>
+      <w:lvlText w:val="%1.)"/>
+      <w:lvlJc w:val="left"/>
+      <w:pPr>
+        <w:ind w:left="720" w:hanging="360"/>
+      </w:pPr>
+      <w:rPr>
+        <w:rFonts w:hint="default"/>
+      </w:rPr>
+    </w:lvl>
+    <w:lvl w:ilvl="1" w:tplc="04090019" w:tentative="1">
+      <w:start w:val="1"/>
+      <w:numFmt w:val="lowerLetter"/>
+      <w:lvlText w:val="%2."/>
+      <w:lvlJc w:val="left"/>
+      <w:pPr>
+        <w:ind w:left="1440" w:hanging="360"/>
+      </w:pPr>
+    </w:lvl>
+    <w:lvl w:ilvl="2" w:tplc="0409001B" w:tentative="1">
+      <w:start w:val="1"/>
+      <w:numFmt w:val="lowerRoman"/>
+      <w:lvlText w:val="%3."/>
+      <w:lvlJc w:val="right"/>
+      <w:pPr>
+        <w:ind w:left="2160" w:hanging="180"/>
+      </w:pPr>
+    </w:lvl>
+    <w:lvl w:ilvl="3" w:tplc="0409000F" w:tentative="1">
+      <w:start w:val="1"/>
+      <w:numFmt w:val="decimal"/>
+      <w:lvlText w:val="%4."/>
+      <w:lvlJc w:val="left"/>
+      <w:pPr>
+        <w:ind w:left="2880" w:hanging="360"/>
+      </w:pPr>
+    </w:lvl>
+    <w:lvl w:ilvl="4" w:tplc="04090019" w:tentative="1">
+      <w:start w:val="1"/>
+      <w:numFmt w:val="lowerLetter"/>
+      <w:lvlText w:val="%5."/>
+      <w:lvlJc w:val="left"/>
+      <w:pPr>
+        <w:ind w:left="3600" w:hanging="360"/>
+      </w:pPr>
+    </w:lvl>
+    <w:lvl w:ilvl="5" w:tplc="0409001B" w:tentative="1">
+      <w:start w:val="1"/>
+      <w:numFmt w:val="lowerRoman"/>
+      <w:lvlText w:val="%6."/>
+      <w:lvlJc w:val="right"/>
+      <w:pPr>
+        <w:ind w:left="4320" w:hanging="180"/>
+      </w:pPr>
+    </w:lvl>
+    <w:lvl w:ilvl="6" w:tplc="0409000F" w:tentative="1">
+      <w:start w:val="1"/>
+      <w:numFmt w:val="decimal"/>
+      <w:lvlText w:val="%7."/>
+      <w:lvlJc w:val="left"/>
+      <w:pPr>
+        <w:ind w:left="5040" w:hanging="360"/>
+      </w:pPr>
+    </w:lvl>
+    <w:lvl w:ilvl="7" w:tplc="04090019" w:tentative="1">
+      <w:start w:val="1"/>
+      <w:numFmt w:val="lowerLetter"/>
+      <w:lvlText w:val="%8."/>
+      <w:lvlJc w:val="left"/>
+      <w:pPr>
+        <w:ind w:left="5760" w:hanging="360"/>
+      </w:pPr>
+    </w:lvl>
+    <w:lvl w:ilvl="8" w:tplc="0409001B" w:tentative="1">
+      <w:start w:val="1"/>
+      <w:numFmt w:val="lowerRoman"/>
+      <w:lvlText w:val="%9."/>
+      <w:lvlJc w:val="right"/>
+      <w:pPr>
+        <w:ind w:left="6480" w:hanging="180"/>
+      </w:pPr>
+    </w:lvl>
+  </w:abstractNum>
+  <w:abstractNum w:abstractNumId="1" w15:restartNumberingAfterBreak="0">
+    <w:nsid w:val="737E014E"/>
+    <w:multiLevelType w:val="hybridMultilevel"/>
+    <w:tmpl w:val="76F61E6A"/>
+    <w:lvl w:ilvl="0" w:tplc="04090015">
+      <w:start w:val="1"/>
+      <w:numFmt w:val="upperLetter"/>
+      <w:lvlText w:val="%1."/>
+      <w:lvlJc w:val="left"/>
+      <w:pPr>
+        <w:ind w:left="720" w:hanging="360"/>
+      </w:pPr>
+      <w:rPr>
+        <w:rFonts w:hint="default"/>
+      </w:rPr>
+    </w:lvl>
+    <w:lvl w:ilvl="1" w:tplc="04090019" w:tentative="1">
+      <w:start w:val="1"/>
+      <w:numFmt w:val="lowerLetter"/>
+      <w:lvlText w:val="%2."/>
+      <w:lvlJc w:val="left"/>
+      <w:pPr>
+        <w:ind w:left="1440" w:hanging="360"/>
+      </w:pPr>
+    </w:lvl>
+    <w:lvl w:ilvl="2" w:tplc="0409001B" w:tentative="1">
+      <w:start w:val="1"/>
+      <w:numFmt w:val="lowerRoman"/>
+      <w:lvlText w:val="%3."/>
+      <w:lvlJc w:val="right"/>
+      <w:pPr>
+        <w:ind w:left="2160" w:hanging="180"/>
+      </w:pPr>
+    </w:lvl>
+    <w:lvl w:ilvl="3" w:tplc="0409000F" w:tentative="1">
+      <w:start w:val="1"/>
+      <w:numFmt w:val="decimal"/>
+      <w:lvlText w:val="%4."/>
+      <w:lvlJc w:val="left"/>
+      <w:pPr>
+        <w:ind w:left="2880" w:hanging="360"/>
+      </w:pPr>
+    </w:lvl>
+    <w:lvl w:ilvl="4" w:tplc="04090019" w:tentative="1">
+      <w:start w:val="1"/>
+      <w:numFmt w:val="lowerLetter"/>
+      <w:lvlText w:val="%5."/>
+      <w:lvlJc w:val="left"/>
+      <w:pPr>
+        <w:ind w:left="3600" w:hanging="360"/>
+      </w:pPr>
+    </w:lvl>
+    <w:lvl w:ilvl="5" w:tplc="0409001B" w:tentative="1">
+      <w:start w:val="1"/>
+      <w:numFmt w:val="lowerRoman"/>
+      <w:lvlText w:val="%6."/>
+      <w:lvlJc w:val="right"/>
+      <w:pPr>
+        <w:ind w:left="4320" w:hanging="180"/>
+      </w:pPr>
+    </w:lvl>
+    <w:lvl w:ilvl="6" w:tplc="0409000F" w:tentative="1">
+      <w:start w:val="1"/>
+      <w:numFmt w:val="decimal"/>
+      <w:lvlText w:val="%7."/>
+      <w:lvlJc w:val="left"/>
+      <w:pPr>
+        <w:ind w:left="5040" w:hanging="360"/>
+      </w:pPr>
+    </w:lvl>
+    <w:lvl w:ilvl="7" w:tplc="04090019" w:tentative="1">
+      <w:start w:val="1"/>
+      <w:numFmt w:val="lowerLetter"/>
+      <w:lvlText w:val="%8."/>
+      <w:lvlJc w:val="left"/>
+      <w:pPr>
+        <w:ind w:left="5760" w:hanging="360"/>
+      </w:pPr>
+    </w:lvl>
+    <w:lvl w:ilvl="8" w:tplc="0409001B" w:tentative="1">
+      <w:start w:val="1"/>
+      <w:numFmt w:val="lowerRoman"/>
+      <w:lvlText w:val="%9."/>
+      <w:lvlJc w:val="right"/>
+      <w:pPr>
+        <w:ind w:left="6480" w:hanging="180"/>
+      </w:pPr>
+    </w:lvl>
+  </w:abstractNum>
+  <w:abstractNum w:abstractNumId="2" w15:restartNumberingAfterBreak="0">
+    <w:nsid w:val="795E60E0"/>
+    <w:multiLevelType w:val="hybridMultilevel"/>
+    <w:tmpl w:val="736EBBFA"/>
+    <w:lvl w:ilvl="0" w:tplc="0409000F">
+      <w:start w:val="1"/>
+      <w:numFmt w:val="decimal"/>
+      <w:lvlText w:val="%1."/>
+      <w:lvlJc w:val="left"/>
+      <w:pPr>
+        <w:ind w:left="720" w:hanging="360"/>
+      </w:pPr>
+      <w:rPr>
+        <w:rFonts w:hint="default"/>
+      </w:rPr>
+    </w:lvl>
+    <w:lvl w:ilvl="1" w:tplc="04090019" w:tentative="1">
+      <w:start w:val="1"/>
+      <w:numFmt w:val="lowerLetter"/>
+      <w:lvlText w:val="%2."/>
+      <w:lvlJc w:val="left"/>
+      <w:pPr>
+        <w:ind w:left="1440" w:hanging="360"/>
+      </w:pPr>
+    </w:lvl>
+    <w:lvl w:ilvl="2" w:tplc="0409001B" w:tentative="1">
+      <w:start w:val="1"/>
+      <w:numFmt w:val="lowerRoman"/>
+      <w:lvlText w:val="%3."/>
+      <w:lvlJc w:val="right"/>
+      <w:pPr>
+        <w:ind w:left="2160" w:hanging="180"/>
+      </w:pPr>
+    </w:lvl>
+    <w:lvl w:ilvl="3" w:tplc="0409000F" w:tentative="1">
+      <w:start w:val="1"/>
+      <w:numFmt w:val="decimal"/>
+      <w:lvlText w:val="%4."/>
+      <w:lvlJc w:val="left"/>
+      <w:pPr>
+        <w:ind w:left="2880" w:hanging="360"/>
+      </w:pPr>
+    </w:lvl>
+    <w:lvl w:ilvl="4" w:tplc="04090019" w:tentative="1">
+      <w:start w:val="1"/>
+      <w:numFmt w:val="lowerLetter"/>
+      <w:lvlText w:val="%5."/>
+      <w:lvlJc w:val="left"/>
+      <w:pPr>
+        <w:ind w:left="3600" w:hanging="360"/>
+      </w:pPr>
+    </w:lvl>
+    <w:lvl w:ilvl="5" w:tplc="0409001B" w:tentative="1">
+      <w:start w:val="1"/>
+      <w:numFmt w:val="lowerRoman"/>
+      <w:lvlText w:val="%6."/>
+      <w:lvlJc w:val="right"/>
+      <w:pPr>
+        <w:ind w:left="4320" w:hanging="180"/>
+      </w:pPr>
+    </w:lvl>
+    <w:lvl w:ilvl="6" w:tplc="0409000F" w:tentative="1">
+      <w:start w:val="1"/>
+      <w:numFmt w:val="decimal"/>
+      <w:lvlText w:val="%7."/>
+      <w:lvlJc w:val="left"/>
+      <w:pPr>
+        <w:ind w:left="5040" w:hanging="360"/>
+      </w:pPr>
+    </w:lvl>
+    <w:lvl w:ilvl="7" w:tplc="04090019" w:tentative="1">
+      <w:start w:val="1"/>
+      <w:numFmt w:val="lowerLetter"/>
+      <w:lvlText w:val="%8."/>
+      <w:lvlJc w:val="left"/>
+      <w:pPr>
+        <w:ind w:left="5760" w:hanging="360"/>
+      </w:pPr>
+    </w:lvl>
+    <w:lvl w:ilvl="8" w:tplc="0409001B" w:tentative="1">
+      <w:start w:val="1"/>
+      <w:numFmt w:val="lowerRoman"/>
+      <w:lvlText w:val="%9."/>
+      <w:lvlJc w:val="right"/>
+      <w:pPr>
+        <w:ind w:left="6480" w:hanging="180"/>
+      </w:pPr>
+    </w:lvl>
+  </w:abstractNum>
+  <w:abstractNum w:abstractNumId="3" w15:restartNumberingAfterBreak="0">
     <w:nsid w:val="796E51B1"/>
     <w:multiLevelType w:val="hybridMultilevel"/>
     <w:tmpl w:val="770EC9A2"/>
@@ -1739,6 +2044,15 @@
     </w:lvl>
   </w:abstractNum>
   <w:num w:numId="1" w16cid:durableId="1564873531">
+    <w:abstractNumId w:val="3"/>
+  </w:num>
+  <w:num w:numId="2" w16cid:durableId="450898350">
+    <w:abstractNumId w:val="1"/>
+  </w:num>
+  <w:num w:numId="3" w16cid:durableId="20782663">
+    <w:abstractNumId w:val="2"/>
+  </w:num>
+  <w:num w:numId="4" w16cid:durableId="539172874">
     <w:abstractNumId w:val="0"/>
   </w:num>
 </w:numbering>
@@ -2354,6 +2668,7 @@
   <w:style w:type="character" w:default="1" w:styleId="DefaultParagraphFont">
     <w:name w:val="Default Paragraph Font"/>
     <w:uiPriority w:val="1"/>
+    <w:semiHidden/>
     <w:unhideWhenUsed/>
   </w:style>
   <w:style w:type="table" w:default="1" w:styleId="TableNormal">
